--- a/proposal/촬영지시서.docx
+++ b/proposal/촬영지시서.docx
@@ -982,7 +982,7 @@
           <w:sz w:val="21"/>
           <w:szCs w:val="21"/>
         </w:rPr>
-        <w:t xml:space="preserve">4. 정해 주실 것 세 가지</w:t>
+        <w:t xml:space="preserve">4. 확인 부탁드릴 것</w:t>
       </w:r>
     </w:p>
     <w:p>
@@ -999,18 +999,34 @@
           <w:sz w:val="20"/>
           <w:szCs w:val="20"/>
         </w:rPr>
-        <w:t xml:space="preserve"> 배경 밝기: </w:t>
-      </w:r>
-      <w:r>
-        <w:rPr>
-          <w:rFonts w:ascii="맑은 고딕" w:cs="맑은 고딕" w:eastAsia="맑은 고딕" w:hAnsi="맑은 고딕"/>
-          <w:b w:val="false"/>
-          <w:bCs w:val="false"/>
-          <w:color w:val="000000"/>
-          <w:sz w:val="20"/>
-          <w:szCs w:val="20"/>
-        </w:rPr>
-        <w:t xml:space="preserve">같이 보낸 「색시안」 그림에 1, 2, 3 세 단계를 나란히 놓았습니다. 1번이 지금 남색이고 3번이 가장 밝습니다. 번호로 알려 주세요.</w:t>
+        <w:t xml:space="preserve"> 자막: </w:t>
+      </w:r>
+      <w:r>
+        <w:rPr>
+          <w:rFonts w:ascii="맑은 고딕" w:cs="맑은 고딕" w:eastAsia="맑은 고딕" w:hAnsi="맑은 고딕"/>
+          <w:b w:val="false"/>
+          <w:bCs w:val="false"/>
+          <w:color w:val="000000"/>
+          <w:sz w:val="20"/>
+          <w:szCs w:val="20"/>
+        </w:rPr>
+        <w:t xml:space="preserve">없애 달라고 하셔서 뺄 준비를 해 두었습니다. 다만 요강에 「자막은 한 화면 당 10자 내외」와 「자막 글꼴은 굴림, 고딕, 명조체만」이라는 규정이 있습니다. 자막을 넣으라는 말은 아니지만 넣는 것을 전제한 규정으로 보입니다. 그래도 빼는 것이 낫다고 판단하시면 그대로 빼겠습니다. 한 번만 확인 부탁드립니다.</w:t>
+      </w:r>
+    </w:p>
+    <w:p>
+      <w:pPr>
+        <w:spacing w:after="60" w:before="220"/>
+      </w:pPr>
+      <w:r>
+        <w:rPr>
+          <w:rFonts w:ascii="맑은 고딕" w:cs="맑은 고딕" w:eastAsia="맑은 고딕" w:hAnsi="맑은 고딕"/>
+          <w:b/>
+          <w:bCs/>
+          <w:color w:val="000000"/>
+          <w:sz w:val="21"/>
+          <w:szCs w:val="21"/>
+        </w:rPr>
+        <w:t xml:space="preserve">5. 그 밖에</w:t>
       </w:r>
     </w:p>
     <w:p>
@@ -1027,18 +1043,18 @@
           <w:sz w:val="20"/>
           <w:szCs w:val="20"/>
         </w:rPr>
-        <w:t xml:space="preserve"> 배경음악: </w:t>
-      </w:r>
-      <w:r>
-        <w:rPr>
-          <w:rFonts w:ascii="맑은 고딕" w:cs="맑은 고딕" w:eastAsia="맑은 고딕" w:hAnsi="맑은 고딕"/>
-          <w:b w:val="false"/>
-          <w:bCs w:val="false"/>
-          <w:color w:val="000000"/>
-          <w:sz w:val="20"/>
-          <w:szCs w:val="20"/>
-        </w:rPr>
-        <w:t xml:space="preserve">「BGM_A_지금」과 「BGM_B_밝게」 두 개를 보냈습니다. 같은 화면에 음악만 다릅니다. B는 화음을 장조로 바꾸고 빠르기를 84에서 94로 올렸습니다. 들어 보시고 골라 주세요.</w:t>
+        <w:t xml:space="preserve"> 학교명과 이름: </w:t>
+      </w:r>
+      <w:r>
+        <w:rPr>
+          <w:rFonts w:ascii="맑은 고딕" w:cs="맑은 고딕" w:eastAsia="맑은 고딕" w:hAnsi="맑은 고딕"/>
+          <w:b w:val="false"/>
+          <w:bCs w:val="false"/>
+          <w:color w:val="000000"/>
+          <w:sz w:val="20"/>
+          <w:szCs w:val="20"/>
+        </w:rPr>
+        <w:t xml:space="preserve">첫 화면과 파일명에 들어갑니다. 학교명, 학년, 반, 번호, 이름을 알려 주세요. 파일명은 요강대로 학교명-제목-학번 이름.mp4 형식으로 저장해 드립니다.</w:t>
       </w:r>
     </w:p>
     <w:p>
@@ -1055,78 +1071,6 @@
           <w:sz w:val="20"/>
           <w:szCs w:val="20"/>
         </w:rPr>
-        <w:t xml:space="preserve"> 자막: </w:t>
-      </w:r>
-      <w:r>
-        <w:rPr>
-          <w:rFonts w:ascii="맑은 고딕" w:cs="맑은 고딕" w:eastAsia="맑은 고딕" w:hAnsi="맑은 고딕"/>
-          <w:b w:val="false"/>
-          <w:bCs w:val="false"/>
-          <w:color w:val="000000"/>
-          <w:sz w:val="20"/>
-          <w:szCs w:val="20"/>
-        </w:rPr>
-        <w:t xml:space="preserve">없애 달라고 하셔서 뺄 준비를 해 두었습니다. 다만 요강에 「자막은 한 화면 당 10자 내외」와 「자막 글꼴은 굴림, 고딕, 명조체만」이라는 규정이 있습니다. 자막을 넣으라는 말은 아니지만 넣는 것을 전제한 규정으로 보입니다. 그래도 빼는 것이 낫다고 판단하시면 그대로 빼겠습니다. 한 번만 확인 부탁드립니다.</w:t>
-      </w:r>
-    </w:p>
-    <w:p>
-      <w:pPr>
-        <w:spacing w:after="60" w:before="220"/>
-      </w:pPr>
-      <w:r>
-        <w:rPr>
-          <w:rFonts w:ascii="맑은 고딕" w:cs="맑은 고딕" w:eastAsia="맑은 고딕" w:hAnsi="맑은 고딕"/>
-          <w:b/>
-          <w:bCs/>
-          <w:color w:val="000000"/>
-          <w:sz w:val="21"/>
-          <w:szCs w:val="21"/>
-        </w:rPr>
-        <w:t xml:space="preserve">5. 그 밖에</w:t>
-      </w:r>
-    </w:p>
-    <w:p>
-      <w:pPr>
-        <w:spacing w:after="60"/>
-        <w:ind w:left="140"/>
-      </w:pPr>
-      <w:r>
-        <w:rPr>
-          <w:rFonts w:ascii="맑은 고딕" w:cs="맑은 고딕" w:eastAsia="맑은 고딕" w:hAnsi="맑은 고딕"/>
-          <w:b/>
-          <w:bCs/>
-          <w:color w:val="000000"/>
-          <w:sz w:val="20"/>
-          <w:szCs w:val="20"/>
-        </w:rPr>
-        <w:t xml:space="preserve"> 학교명과 이름: </w:t>
-      </w:r>
-      <w:r>
-        <w:rPr>
-          <w:rFonts w:ascii="맑은 고딕" w:cs="맑은 고딕" w:eastAsia="맑은 고딕" w:hAnsi="맑은 고딕"/>
-          <w:b w:val="false"/>
-          <w:bCs w:val="false"/>
-          <w:color w:val="000000"/>
-          <w:sz w:val="20"/>
-          <w:szCs w:val="20"/>
-        </w:rPr>
-        <w:t xml:space="preserve">첫 화면과 파일명에 들어갑니다. 학교명, 학년, 반, 번호, 이름을 알려 주세요. 파일명은 요강대로 학교명-제목-학번 이름.mp4 형식으로 저장해 드립니다.</w:t>
-      </w:r>
-    </w:p>
-    <w:p>
-      <w:pPr>
-        <w:spacing w:after="60"/>
-        <w:ind w:left="140"/>
-      </w:pPr>
-      <w:r>
-        <w:rPr>
-          <w:rFonts w:ascii="맑은 고딕" w:cs="맑은 고딕" w:eastAsia="맑은 고딕" w:hAnsi="맑은 고딕"/>
-          <w:b/>
-          <w:bCs/>
-          <w:color w:val="000000"/>
-          <w:sz w:val="20"/>
-          <w:szCs w:val="20"/>
-        </w:rPr>
         <w:t xml:space="preserve"> 일정: </w:t>
       </w:r>
       <w:r>
@@ -1138,7 +1082,7 @@
           <w:sz w:val="20"/>
           <w:szCs w:val="20"/>
         </w:rPr>
-        <w:t xml:space="preserve">9월 7일까지 여유가 있다고 하셨습니다. 촬영본을 받으면 이틀 안에 최종본을 보내 드리겠습니다. 위 세 가지는 촬영과 상관없이 먼저 정해 주셔도 됩니다.</w:t>
+        <w:t xml:space="preserve">9월 7일까지 여유가 있다고 하셨습니다. 촬영본을 받으면 이틀 안에 최종본을 보내 드리겠습니다.</w:t>
       </w:r>
     </w:p>
     <w:p>
